--- a/Intune-Bulk-Assignment.docx
+++ b/Intune-Bulk-Assignment.docx
@@ -126,7 +126,7 @@
     <w:p>
       <w:r>
         <w:pict w14:anchorId="05F6B774">
-          <v:rect id="_x0000_i1079" style="width:0;height:1.5pt" o:hralign="center" o:hrstd="t" o:hr="t" fillcolor="#a0a0a0" stroked="f"/>
+          <v:rect id="_x0000_i1025" style="width:0;height:1.5pt" o:hralign="center" o:hrstd="t" o:hr="t" fillcolor="#a0a0a0" stroked="f"/>
         </w:pict>
       </w:r>
     </w:p>
@@ -271,7 +271,7 @@
     <w:p>
       <w:r>
         <w:pict w14:anchorId="64E887FF">
-          <v:rect id="_x0000_i1080" style="width:0;height:1.5pt" o:hralign="center" o:hrstd="t" o:hr="t" fillcolor="#a0a0a0" stroked="f"/>
+          <v:rect id="_x0000_i1026" style="width:0;height:1.5pt" o:hralign="center" o:hrstd="t" o:hr="t" fillcolor="#a0a0a0" stroked="f"/>
         </w:pict>
       </w:r>
     </w:p>
@@ -465,7 +465,7 @@
     <w:p>
       <w:r>
         <w:pict w14:anchorId="47B63DF1">
-          <v:rect id="_x0000_i1081" style="width:0;height:1.5pt" o:hralign="center" o:hrstd="t" o:hr="t" fillcolor="#a0a0a0" stroked="f"/>
+          <v:rect id="_x0000_i1027" style="width:0;height:1.5pt" o:hralign="center" o:hrstd="t" o:hr="t" fillcolor="#a0a0a0" stroked="f"/>
         </w:pict>
       </w:r>
     </w:p>
@@ -574,7 +574,7 @@
     <w:p>
       <w:r>
         <w:pict w14:anchorId="35732D81">
-          <v:rect id="_x0000_i1082" style="width:0;height:1.5pt" o:hralign="center" o:hrstd="t" o:hr="t" fillcolor="#a0a0a0" stroked="f"/>
+          <v:rect id="_x0000_i1028" style="width:0;height:1.5pt" o:hralign="center" o:hrstd="t" o:hr="t" fillcolor="#a0a0a0" stroked="f"/>
         </w:pict>
       </w:r>
     </w:p>
@@ -797,7 +797,7 @@
     <w:p>
       <w:r>
         <w:pict w14:anchorId="1EA5775F">
-          <v:rect id="_x0000_i1083" style="width:0;height:1.5pt" o:hralign="center" o:hrstd="t" o:hr="t" fillcolor="#a0a0a0" stroked="f"/>
+          <v:rect id="_x0000_i1029" style="width:0;height:1.5pt" o:hralign="center" o:hrstd="t" o:hr="t" fillcolor="#a0a0a0" stroked="f"/>
         </w:pict>
       </w:r>
     </w:p>
@@ -907,7 +907,7 @@
     <w:p>
       <w:r>
         <w:pict w14:anchorId="4CE13241">
-          <v:rect id="_x0000_i1084" style="width:0;height:1.5pt" o:hralign="center" o:hrstd="t" o:hr="t" fillcolor="#a0a0a0" stroked="f"/>
+          <v:rect id="_x0000_i1030" style="width:0;height:1.5pt" o:hralign="center" o:hrstd="t" o:hr="t" fillcolor="#a0a0a0" stroked="f"/>
         </w:pict>
       </w:r>
     </w:p>
@@ -1100,7 +1100,7 @@
     <w:p>
       <w:r>
         <w:pict w14:anchorId="7651D109">
-          <v:rect id="_x0000_i1085" style="width:0;height:1.5pt" o:hralign="center" o:hrstd="t" o:hr="t" fillcolor="#a0a0a0" stroked="f"/>
+          <v:rect id="_x0000_i1031" style="width:0;height:1.5pt" o:hralign="center" o:hrstd="t" o:hr="t" fillcolor="#a0a0a0" stroked="f"/>
         </w:pict>
       </w:r>
     </w:p>
@@ -1151,6 +1151,7 @@
     </w:p>
     <w:p/>
     <w:sectPr>
+      <w:footerReference w:type="default" r:id="rId7"/>
       <w:pgSz w:w="11906" w:h="16838"/>
       <w:pgMar w:top="1440" w:right="1440" w:bottom="1440" w:left="1440" w:header="708" w:footer="708" w:gutter="0"/>
       <w:cols w:space="708"/>
@@ -1158,6 +1159,25 @@
     </w:sectPr>
   </w:body>
 </w:document>
+</file>
+
+<file path=word/footer1.xml><?xml version="1.0" encoding="utf-8"?>
+<w:ftr xmlns:m="http://schemas.openxmlformats.org/officeDocument/2006/math" xmlns:mc="http://schemas.openxmlformats.org/markup-compatibility/2006" xmlns:mo="http://schemas.microsoft.com/office/mac/office/2008/main" xmlns:mv="urn:schemas-microsoft-com:mac:vml" xmlns:o="urn:schemas-microsoft-com:office:office" xmlns:r="http://schemas.openxmlformats.org/officeDocument/2006/relationships" xmlns:v="urn:schemas-microsoft-com:vml" xmlns:w10="urn:schemas-microsoft-com:office:word" xmlns:w14="http://schemas.microsoft.com/office/word/2010/wordml" xmlns:w="http://schemas.openxmlformats.org/wordprocessingml/2006/main" xmlns:wne="http://schemas.microsoft.com/office/word/2006/wordml" xmlns:wp14="http://schemas.microsoft.com/office/word/2010/wordprocessingDrawing" xmlns:wp="http://schemas.openxmlformats.org/drawingml/2006/wordprocessingDrawing" xmlns:wpc="http://schemas.microsoft.com/office/word/2010/wordprocessingCanvas" xmlns:wpg="http://schemas.microsoft.com/office/word/2010/wordprocessingGroup" xmlns:wpi="http://schemas.microsoft.com/office/word/2010/wordprocessingInk" xmlns:wps="http://schemas.microsoft.com/office/word/2010/wordprocessingShape" mc:Ignorable="w14 wp14">
+  <w:p>
+    <w:pPr>
+      <w:pStyle w:val="Footer"/>
+      <w:jc w:val="center"/>
+    </w:pPr>
+    <w:r>
+      <w:rPr>
+        <w:rFonts w:ascii="Segoe UI" w:hAnsi="Segoe UI"/>
+        <w:color w:val="0369A1"/>
+        <w:sz w:val="16"/>
+      </w:rPr>
+      <w:t>Built by https://techtrendinsights.co.in/ | Owner: Bharat Arora</w:t>
+    </w:r>
+  </w:p>
+</w:ftr>
 </file>
 
 <file path=word/numbering.xml><?xml version="1.0" encoding="utf-8"?>
@@ -3524,6 +3544,7 @@
   <w:style w:type="character" w:default="1" w:styleId="DefaultParagraphFont">
     <w:name w:val="Default Paragraph Font"/>
     <w:uiPriority w:val="1"/>
+    <w:semiHidden/>
     <w:unhideWhenUsed/>
   </w:style>
   <w:style w:type="table" w:default="1" w:styleId="TableNormal">
